--- a/АБК/Том СПС АБК/АОСР 3-СПС-АБК.docx
+++ b/АБК/Том СПС АБК/АОСР 3-СПС-АБК.docx
@@ -3751,7 +3751,7 @@
                 <w:i/>
                 <w:iCs/>
               </w:rPr>
-              <w:t xml:space="preserve">Исполнительная схема 16/1/26-ИД-АБК, листы 2–3;</w:t>
+              <w:t xml:space="preserve">Исполнительная схема 16/1/26-АПС,СОУЭ-ИД-АБК, листы 2–3;</w:t>
             </w:r>
           </w:p>
         </w:tc>
@@ -3793,7 +3793,7 @@
                 <w:i/>
                 <w:iCs/>
               </w:rPr>
-              <w:t xml:space="preserve">кабельный журнал 16/1/26-ИД-АБК.КЖ (раздел СПС).</w:t>
+              <w:t xml:space="preserve">кабельный журнал 16/1/26-АПС,СОУЭ-ИД-АБК.КЖ.</w:t>
             </w:r>
           </w:p>
         </w:tc>
@@ -5256,7 +5256,7 @@
                 <w:i/>
                 <w:iCs/>
               </w:rPr>
-              <w:t xml:space="preserve">Исполнительная схема 16/1/26-ИД-АБК, листы 2–3.</w:t>
+              <w:t xml:space="preserve">Исполнительная схема 16/1/26-АПС,СОУЭ-ИД-АБК, листы 2–3.</w:t>
             </w:r>
           </w:p>
         </w:tc>
@@ -5325,7 +5325,7 @@
                 <w:i/>
                 <w:iCs/>
               </w:rPr>
-              <w:t xml:space="preserve">Кабельный журнал 16/1/26-ИД-АБК.КЖ (раздел СПС).</w:t>
+              <w:t xml:space="preserve">Кабельный журнал 16/1/26-АПС,СОУЭ-ИД-АБК.КЖ.</w:t>
             </w:r>
           </w:p>
         </w:tc>
